--- a/docs/FOR-IRAM-diagnostic-advice.docx
+++ b/docs/FOR-IRAM-diagnostic-advice.docx
@@ -36,20 +36,26 @@
       <w:r>
         <w:t xml:space="preserve">Your v3 slide 8:</w:t>
       </w:r>
-      <w:r>
-        <w:t xml:space="preserve"> </w:t>
-      </w:r>
-      <w:r>
-        <w:rPr>
-          <w:i/>
-          <w:iCs/>
-        </w:rPr>
-        <w:t xml:space="preserve">"I have to read all the different versions of advice we give, can you share the data all shown here."</w:t>
-      </w:r>
-    </w:p>
-    <w:p>
-      <w:pPr>
-        <w:pStyle w:val="BodyText"/>
+    </w:p>
+    <w:p>
+      <w:pPr>
+        <w:pStyle w:val="BlockText"/>
+      </w:pPr>
+      <w:r>
+        <w:t xml:space="preserve">[1] I have to read all the different versions of advice we give, can you share</w:t>
+      </w:r>
+    </w:p>
+    <w:p>
+      <w:pPr>
+        <w:pStyle w:val="BlockText"/>
+      </w:pPr>
+      <w:r>
+        <w:t xml:space="preserve">The data all shown here, it will all pop up on screen when they enter their email address in, and look basically like this - https://claude.ai/code/artifact/e38bc4c5-1a88-4015-bed0-0016d663ae84</w:t>
+      </w:r>
+    </w:p>
+    <w:p>
+      <w:pPr>
+        <w:pStyle w:val="FirstParagraph"/>
       </w:pPr>
       <w:r>
         <w:t xml:space="preserve">This is every word of advice the diagnostic can produce.</w:t>
@@ -362,7 +368,7 @@
         <w:t xml:space="preserve"> </w:t>
       </w:r>
       <w:r>
-        <w:t xml:space="preserve">Founder dependency is the reader's lowest scoring domain. On screen it is tagged</w:t>
+        <w:t xml:space="preserve">Founder dependency is the reader's lowest scoring domain. Once the email address is entered it appears on screen under</w:t>
       </w:r>
       <w:r>
         <w:t xml:space="preserve"> </w:t>
@@ -375,7 +381,7 @@
         <w:t xml:space="preserve">Primary constraint</w:t>
       </w:r>
       <w:r>
-        <w:t xml:space="preserve">.</w:t>
+        <w:t xml:space="preserve">, and the emailed report carries the same words.</w:t>
       </w:r>
     </w:p>
     <w:bookmarkStart w:id="10" w:name="what-this-means-for-your-business"/>
@@ -504,7 +510,7 @@
         <w:t xml:space="preserve"> </w:t>
       </w:r>
       <w:r>
-        <w:t xml:space="preserve">Process and delivery is the reader's lowest scoring domain. On screen it is tagged</w:t>
+        <w:t xml:space="preserve">Process and delivery is the reader's lowest scoring domain. Once the email address is entered it appears on screen under</w:t>
       </w:r>
       <w:r>
         <w:t xml:space="preserve"> </w:t>
@@ -517,7 +523,7 @@
         <w:t xml:space="preserve">Primary constraint</w:t>
       </w:r>
       <w:r>
-        <w:t xml:space="preserve">.</w:t>
+        <w:t xml:space="preserve">, and the emailed report carries the same words.</w:t>
       </w:r>
     </w:p>
     <w:bookmarkStart w:id="14" w:name="what-this-means-for-your-business-1"/>
@@ -646,7 +652,7 @@
         <w:t xml:space="preserve"> </w:t>
       </w:r>
       <w:r>
-        <w:t xml:space="preserve">Commercial and margin is the reader's lowest scoring domain. On screen it is tagged</w:t>
+        <w:t xml:space="preserve">Commercial and margin is the reader's lowest scoring domain. Once the email address is entered it appears on screen under</w:t>
       </w:r>
       <w:r>
         <w:t xml:space="preserve"> </w:t>
@@ -659,7 +665,7 @@
         <w:t xml:space="preserve">Primary constraint</w:t>
       </w:r>
       <w:r>
-        <w:t xml:space="preserve">.</w:t>
+        <w:t xml:space="preserve">, and the emailed report carries the same words.</w:t>
       </w:r>
     </w:p>
     <w:bookmarkStart w:id="18" w:name="what-this-means-for-your-business-2"/>
@@ -788,7 +794,7 @@
         <w:t xml:space="preserve"> </w:t>
       </w:r>
       <w:r>
-        <w:t xml:space="preserve">Data and visibility is the reader's lowest scoring domain. On screen it is tagged</w:t>
+        <w:t xml:space="preserve">Data and visibility is the reader's lowest scoring domain. Once the email address is entered it appears on screen under</w:t>
       </w:r>
       <w:r>
         <w:t xml:space="preserve"> </w:t>
@@ -801,7 +807,7 @@
         <w:t xml:space="preserve">Primary constraint</w:t>
       </w:r>
       <w:r>
-        <w:t xml:space="preserve">.</w:t>
+        <w:t xml:space="preserve">, and the emailed report carries the same words.</w:t>
       </w:r>
     </w:p>
     <w:bookmarkStart w:id="22" w:name="what-this-means-for-your-business-3"/>
@@ -930,7 +936,7 @@
         <w:t xml:space="preserve"> </w:t>
       </w:r>
       <w:r>
-        <w:t xml:space="preserve">People and accountability is the reader's lowest scoring domain. On screen it is tagged</w:t>
+        <w:t xml:space="preserve">People and accountability is the reader's lowest scoring domain. Once the email address is entered it appears on screen under</w:t>
       </w:r>
       <w:r>
         <w:t xml:space="preserve"> </w:t>
@@ -943,7 +949,7 @@
         <w:t xml:space="preserve">Primary constraint</w:t>
       </w:r>
       <w:r>
-        <w:t xml:space="preserve">.</w:t>
+        <w:t xml:space="preserve">, and the emailed report carries the same words.</w:t>
       </w:r>
     </w:p>
     <w:bookmarkStart w:id="26" w:name="what-this-means-for-your-business-4"/>
@@ -1072,7 +1078,7 @@
         <w:t xml:space="preserve"> </w:t>
       </w:r>
       <w:r>
-        <w:t xml:space="preserve">Technology leverage is the reader's lowest scoring domain. On screen it is tagged</w:t>
+        <w:t xml:space="preserve">Technology leverage is the reader's lowest scoring domain. Once the email address is entered it appears on screen under</w:t>
       </w:r>
       <w:r>
         <w:t xml:space="preserve"> </w:t>
@@ -1085,7 +1091,7 @@
         <w:t xml:space="preserve">Primary constraint</w:t>
       </w:r>
       <w:r>
-        <w:t xml:space="preserve">.</w:t>
+        <w:t xml:space="preserve">, and the emailed report carries the same words.</w:t>
       </w:r>
     </w:p>
     <w:bookmarkStart w:id="30" w:name="what-this-means-for-your-business-5"/>

--- a/docs/FOR-IRAM-diagnostic-advice.docx
+++ b/docs/FOR-IRAM-diagnostic-advice.docx
@@ -2,14 +2,6 @@
 <file path=word/document.xml><?xml version="1.0" encoding="utf-8"?>
 <w:document xmlns:w="http://schemas.openxmlformats.org/wordprocessingml/2006/main" xmlns:m="http://schemas.openxmlformats.org/officeDocument/2006/math" xmlns:r="http://schemas.openxmlformats.org/officeDocument/2006/relationships" xmlns:o="urn:schemas-microsoft-com:office:office" xmlns:v="urn:schemas-microsoft-com:vml" xmlns:w10="urn:schemas-microsoft-com:office:word" xmlns:a="http://schemas.openxmlformats.org/drawingml/2006/main" xmlns:pic="http://schemas.openxmlformats.org/drawingml/2006/picture" xmlns:wp="http://schemas.openxmlformats.org/drawingml/2006/wordprocessingDrawing">
   <w:body>
-    <w:p>
-      <w:pPr>
-        <w:pStyle w:val="Title"/>
-      </w:pPr>
-      <w:r>
-        <w:t xml:space="preserve">Pivot Prime diagnostic advice, all six versions</w:t>
-      </w:r>
-    </w:p>
     <w:bookmarkStart w:id="34" w:name="the-diagnostic-advice-all-six-versions"/>
     <w:p>
       <w:pPr>
@@ -1203,29 +1195,7 @@
           <w:i/>
           <w:iCs/>
         </w:rPr>
-        <w:t xml:space="preserve">Generated from</w:t>
-      </w:r>
-      <w:r>
-        <w:rPr>
-          <w:i/>
-          <w:iCs/>
-        </w:rPr>
-        <w:t xml:space="preserve"> </w:t>
-      </w:r>
-      <w:r>
-        <w:rPr>
-          <w:rStyle w:val="VerbatimChar"/>
-          <w:i/>
-          <w:iCs/>
-        </w:rPr>
-        <w:t xml:space="preserve">src/content/diagnostic-quiz.ts</w:t>
-      </w:r>
-      <w:r>
-        <w:rPr>
-          <w:i/>
-          <w:iCs/>
-        </w:rPr>
-        <w:t xml:space="preserve">. If you change any wording here, send the change and we will put it into the site; editing this document does not alter the website.</w:t>
+        <w:t xml:space="preserve">Generated from the same text the website itself uses. If you change any wording here, send the change and we will put it into the site; editing this document does not alter the website.</w:t>
       </w:r>
     </w:p>
     <w:bookmarkEnd w:id="32"/>
